--- a/Documents/Documents/Sprint07_Task082_Implementar_Validacoes_para_a_Classe_HealthInsurancePlan.docx
+++ b/Documents/Documents/Sprint07_Task082_Implementar_Validacoes_para_a_Classe_HealthInsurancePlan.docx
@@ -1,6 +1,6 @@
 
 <file path=word/document.xml><?xml version="1.0" encoding="utf-8"?>
-<w:document xmlns:wpc="http://schemas.microsoft.com/office/word/2010/wordprocessingCanvas" xmlns:cx="http://schemas.microsoft.com/office/drawing/2014/chartex" xmlns:cx1="http://schemas.microsoft.com/office/drawing/2015/9/8/chartex" xmlns:cx2="http://schemas.microsoft.com/office/drawing/2015/10/21/chartex" xmlns:cx3="http://schemas.microsoft.com/office/drawing/2016/5/9/chartex" xmlns:cx4="http://schemas.microsoft.com/office/drawing/2016/5/10/chartex" xmlns:cx5="http://schemas.microsoft.com/office/drawing/2016/5/11/chartex" xmlns:cx6="http://schemas.microsoft.com/office/drawing/2016/5/12/chartex" xmlns:cx7="http://schemas.microsoft.com/office/drawing/2016/5/13/chartex" xmlns:cx8="http://schemas.microsoft.com/office/drawing/2016/5/14/chartex" xmlns:mc="http://schemas.openxmlformats.org/markup-compatibility/2006" xmlns:aink="http://schemas.microsoft.com/office/drawing/2016/ink" xmlns:am3d="http://schemas.microsoft.com/office/drawing/2017/model3d" xmlns:o="urn:schemas-microsoft-com:office:office" xmlns:oel="http://schemas.microsoft.com/office/2019/extlst" xmlns:r="http://schemas.openxmlformats.org/officeDocument/2006/relationships" xmlns:m="http://schemas.openxmlformats.org/officeDocument/2006/math" xmlns:v="urn:schemas-microsoft-com:vml" xmlns:wp14="http://schemas.microsoft.com/office/word/2010/wordprocessingDrawing" xmlns:wp="http://schemas.openxmlformats.org/drawingml/2006/wordprocessingDrawing" xmlns:w10="urn:schemas-microsoft-com:office:word" xmlns:w="http://schemas.openxmlformats.org/wordprocessingml/2006/main" xmlns:w14="http://schemas.microsoft.com/office/word/2010/wordml" xmlns:w15="http://schemas.microsoft.com/office/word/2012/wordml" xmlns:w16cex="http://schemas.microsoft.com/office/word/2018/wordml/cex" xmlns:w16cid="http://schemas.microsoft.com/office/word/2016/wordml/cid" xmlns:w16="http://schemas.microsoft.com/office/word/2018/wordml" xmlns:w16du="http://schemas.microsoft.com/office/word/2023/wordml/word16du" xmlns:w16sdtdh="http://schemas.microsoft.com/office/word/2020/wordml/sdtdatahash" xmlns:w16sdtfl="http://schemas.microsoft.com/office/word/2024/wordml/sdtformatlock" xmlns:w16se="http://schemas.microsoft.com/office/word/2015/wordml/symex" xmlns:wpg="http://schemas.microsoft.com/office/word/2010/wordprocessingGroup" xmlns:wpi="http://schemas.microsoft.com/office/word/2010/wordprocessingInk" xmlns:wne="http://schemas.microsoft.com/office/word/2006/wordml" xmlns:wps="http://schemas.microsoft.com/office/word/2010/wordprocessingShape" mc:Ignorable="w14 w15 w16se w16cid w16 w16cex w16sdtdh w16sdtfl w16du wp14">
+<w:document xmlns:wpc="http://schemas.microsoft.com/office/word/2010/wordprocessingCanvas" xmlns:cx="http://schemas.microsoft.com/office/drawing/2014/chartex" xmlns:cx1="http://schemas.microsoft.com/office/drawing/2015/9/8/chartex" xmlns:cx2="http://schemas.microsoft.com/office/drawing/2015/10/21/chartex" xmlns:cx3="http://schemas.microsoft.com/office/drawing/2016/5/9/chartex" xmlns:cx4="http://schemas.microsoft.com/office/drawing/2016/5/10/chartex" xmlns:cx5="http://schemas.microsoft.com/office/drawing/2016/5/11/chartex" xmlns:cx6="http://schemas.microsoft.com/office/drawing/2016/5/12/chartex" xmlns:cx7="http://schemas.microsoft.com/office/drawing/2016/5/13/chartex" xmlns:cx8="http://schemas.microsoft.com/office/drawing/2016/5/14/chartex" xmlns:mc="http://schemas.openxmlformats.org/markup-compatibility/2006" xmlns:aink="http://schemas.microsoft.com/office/drawing/2016/ink" xmlns:am3d="http://schemas.microsoft.com/office/drawing/2017/model3d" xmlns:o="urn:schemas-microsoft-com:office:office" xmlns:r="http://schemas.openxmlformats.org/officeDocument/2006/relationships" xmlns:m="http://schemas.openxmlformats.org/officeDocument/2006/math" xmlns:v="urn:schemas-microsoft-com:vml" xmlns:wp14="http://schemas.microsoft.com/office/word/2010/wordprocessingDrawing" xmlns:wp="http://schemas.openxmlformats.org/drawingml/2006/wordprocessingDrawing" xmlns:w10="urn:schemas-microsoft-com:office:word" xmlns:w="http://schemas.openxmlformats.org/wordprocessingml/2006/main" xmlns:w14="http://schemas.microsoft.com/office/word/2010/wordml" xmlns:w15="http://schemas.microsoft.com/office/word/2012/wordml" xmlns:w16cid="http://schemas.microsoft.com/office/word/2016/wordml/cid" xmlns:w16se="http://schemas.microsoft.com/office/word/2015/wordml/symex" xmlns:wpg="http://schemas.microsoft.com/office/word/2010/wordprocessingGroup" xmlns:wpi="http://schemas.microsoft.com/office/word/2010/wordprocessingInk" xmlns:wne="http://schemas.microsoft.com/office/word/2006/wordml" xmlns:wps="http://schemas.microsoft.com/office/word/2010/wordprocessingShape" mc:Ignorable="w14 w15 w16se w16cid wp14">
   <w:body>
     <w:p>
       <w:pPr>
@@ -104,8 +104,20 @@
                 <w:sz w:val="28"/>
                 <w:szCs w:val="28"/>
               </w:rPr>
-              <w:t>Sprint Documentation</w:t>
-            </w:r>
+              <w:t xml:space="preserve">Sprint </w:t>
+            </w:r>
+            <w:proofErr w:type="spellStart"/>
+            <w:r>
+              <w:rPr>
+                <w:b/>
+                <w:bCs/>
+                <w:color w:val="FFFFFF" w:themeColor="background1"/>
+                <w:sz w:val="28"/>
+                <w:szCs w:val="28"/>
+              </w:rPr>
+              <w:t>Documentation</w:t>
+            </w:r>
+            <w:proofErr w:type="spellEnd"/>
           </w:p>
         </w:tc>
       </w:tr>
@@ -192,7 +204,23 @@
                 <w:b/>
                 <w:bCs/>
               </w:rPr>
-              <w:t>Project Name:</w:t>
+              <w:t xml:space="preserve">Project </w:t>
+            </w:r>
+            <w:proofErr w:type="spellStart"/>
+            <w:r>
+              <w:rPr>
+                <w:b/>
+                <w:bCs/>
+              </w:rPr>
+              <w:t>Name</w:t>
+            </w:r>
+            <w:proofErr w:type="spellEnd"/>
+            <w:r>
+              <w:rPr>
+                <w:b/>
+                <w:bCs/>
+              </w:rPr>
+              <w:t>:</w:t>
             </w:r>
           </w:p>
         </w:tc>
@@ -207,12 +235,21 @@
                 <w:bCs/>
               </w:rPr>
             </w:pPr>
-            <w:r>
-              <w:rPr>
-                <w:b/>
-                <w:bCs/>
-              </w:rPr>
-              <w:t>SeniorCareManager-Backend</w:t>
+            <w:proofErr w:type="spellStart"/>
+            <w:r>
+              <w:rPr>
+                <w:b/>
+                <w:bCs/>
+              </w:rPr>
+              <w:t>SeniorCareManager</w:t>
+            </w:r>
+            <w:proofErr w:type="spellEnd"/>
+            <w:r>
+              <w:rPr>
+                <w:b/>
+                <w:bCs/>
+              </w:rPr>
+              <w:t>-Backend</w:t>
             </w:r>
           </w:p>
         </w:tc>
@@ -311,8 +348,18 @@
                 <w:bCs/>
                 <w:color w:val="FFFFFF" w:themeColor="background1"/>
               </w:rPr>
-              <w:t>Team Members</w:t>
-            </w:r>
+              <w:t xml:space="preserve">Team </w:t>
+            </w:r>
+            <w:proofErr w:type="spellStart"/>
+            <w:r>
+              <w:rPr>
+                <w:b/>
+                <w:bCs/>
+                <w:color w:val="FFFFFF" w:themeColor="background1"/>
+              </w:rPr>
+              <w:t>Members</w:t>
+            </w:r>
+            <w:proofErr w:type="spellEnd"/>
           </w:p>
         </w:tc>
       </w:tr>
@@ -336,8 +383,13 @@
             <w:gridSpan w:val="4"/>
           </w:tcPr>
           <w:p>
-            <w:r>
-              <w:t>Franciane Ramos Franco</w:t>
+            <w:proofErr w:type="spellStart"/>
+            <w:r>
+              <w:t>Franciane</w:t>
+            </w:r>
+            <w:proofErr w:type="spellEnd"/>
+            <w:r>
+              <w:t xml:space="preserve"> Ramos Franco</w:t>
             </w:r>
           </w:p>
         </w:tc>
@@ -350,8 +402,13 @@
           </w:tcPr>
           <w:p>
             <w:r>
-              <w:t>Marco Antônio Dos Santos Masson</w:t>
-            </w:r>
+              <w:t xml:space="preserve">Marco Antônio Dos Santos </w:t>
+            </w:r>
+            <w:proofErr w:type="spellStart"/>
+            <w:r>
+              <w:t>Masson</w:t>
+            </w:r>
+            <w:proofErr w:type="spellEnd"/>
           </w:p>
         </w:tc>
       </w:tr>
@@ -376,8 +433,13 @@
           </w:tcPr>
           <w:p>
             <w:r>
-              <w:t>Rodrigo Yoshida Lombezzi</w:t>
-            </w:r>
+              <w:t xml:space="preserve">Rodrigo Yoshida </w:t>
+            </w:r>
+            <w:proofErr w:type="spellStart"/>
+            <w:r>
+              <w:t>Lombezzi</w:t>
+            </w:r>
+            <w:proofErr w:type="spellEnd"/>
           </w:p>
         </w:tc>
       </w:tr>
@@ -442,8 +504,13 @@
             <w:tcW w:w="754" w:type="dxa"/>
           </w:tcPr>
           <w:p>
-            <w:r>
-              <w:t>Task#</w:t>
+            <w:proofErr w:type="spellStart"/>
+            <w:r>
+              <w:t>Task</w:t>
+            </w:r>
+            <w:proofErr w:type="spellEnd"/>
+            <w:r>
+              <w:t>#</w:t>
             </w:r>
           </w:p>
         </w:tc>
@@ -452,9 +519,11 @@
             <w:tcW w:w="6234" w:type="dxa"/>
           </w:tcPr>
           <w:p>
+            <w:proofErr w:type="spellStart"/>
             <w:r>
               <w:t>Description</w:t>
             </w:r>
+            <w:proofErr w:type="spellEnd"/>
           </w:p>
         </w:tc>
         <w:tc>
@@ -462,9 +531,11 @@
             <w:tcW w:w="1541" w:type="dxa"/>
           </w:tcPr>
           <w:p>
+            <w:proofErr w:type="gramStart"/>
             <w:r>
               <w:t>Start Date</w:t>
             </w:r>
+            <w:proofErr w:type="gramEnd"/>
           </w:p>
         </w:tc>
         <w:tc>
@@ -485,7 +556,10 @@
           </w:tcPr>
           <w:p>
             <w:r>
-              <w:t>83</w:t>
+              <w:t>8</w:t>
+            </w:r>
+            <w:r>
+              <w:t>2</w:t>
             </w:r>
           </w:p>
         </w:tc>
@@ -506,9 +580,11 @@
             <w:r>
               <w:t xml:space="preserve"> </w:t>
             </w:r>
+            <w:proofErr w:type="spellStart"/>
             <w:r>
               <w:t>HealthInsurancePlan</w:t>
             </w:r>
+            <w:proofErr w:type="spellEnd"/>
           </w:p>
           <w:p/>
         </w:tc>
@@ -564,13 +640,31 @@
                 <w:bCs/>
               </w:rPr>
             </w:pPr>
-            <w:r>
-              <w:rPr>
-                <w:b/>
-                <w:bCs/>
-              </w:rPr>
-              <w:t>Task Description</w:t>
-            </w:r>
+            <w:proofErr w:type="spellStart"/>
+            <w:r>
+              <w:rPr>
+                <w:b/>
+                <w:bCs/>
+              </w:rPr>
+              <w:t>Task</w:t>
+            </w:r>
+            <w:proofErr w:type="spellEnd"/>
+            <w:r>
+              <w:rPr>
+                <w:b/>
+                <w:bCs/>
+              </w:rPr>
+              <w:t xml:space="preserve"> </w:t>
+            </w:r>
+            <w:proofErr w:type="spellStart"/>
+            <w:r>
+              <w:rPr>
+                <w:b/>
+                <w:bCs/>
+              </w:rPr>
+              <w:t>Description</w:t>
+            </w:r>
+            <w:proofErr w:type="spellEnd"/>
           </w:p>
         </w:tc>
       </w:tr>
@@ -580,8 +674,13 @@
             <w:tcW w:w="828" w:type="dxa"/>
           </w:tcPr>
           <w:p>
-            <w:r>
-              <w:t>Task #</w:t>
+            <w:proofErr w:type="spellStart"/>
+            <w:r>
+              <w:t>Task</w:t>
+            </w:r>
+            <w:proofErr w:type="spellEnd"/>
+            <w:r>
+              <w:t xml:space="preserve"> #</w:t>
             </w:r>
           </w:p>
         </w:tc>
@@ -590,9 +689,11 @@
             <w:tcW w:w="2971" w:type="dxa"/>
           </w:tcPr>
           <w:p>
+            <w:proofErr w:type="spellStart"/>
             <w:r>
               <w:t>Description</w:t>
             </w:r>
+            <w:proofErr w:type="spellEnd"/>
           </w:p>
         </w:tc>
         <w:tc>
@@ -600,9 +701,19 @@
             <w:tcW w:w="1441" w:type="dxa"/>
           </w:tcPr>
           <w:p>
-            <w:r>
-              <w:t>Assigned To</w:t>
-            </w:r>
+            <w:proofErr w:type="spellStart"/>
+            <w:r>
+              <w:t>Assigned</w:t>
+            </w:r>
+            <w:proofErr w:type="spellEnd"/>
+            <w:r>
+              <w:t xml:space="preserve"> </w:t>
+            </w:r>
+            <w:proofErr w:type="spellStart"/>
+            <w:r>
+              <w:t>To</w:t>
+            </w:r>
+            <w:proofErr w:type="spellEnd"/>
           </w:p>
         </w:tc>
         <w:tc>
@@ -620,8 +731,13 @@
             <w:tcW w:w="1842" w:type="dxa"/>
           </w:tcPr>
           <w:p>
-            <w:r>
-              <w:t>Estimated Hours</w:t>
+            <w:proofErr w:type="spellStart"/>
+            <w:r>
+              <w:t>Estimated</w:t>
+            </w:r>
+            <w:proofErr w:type="spellEnd"/>
+            <w:r>
+              <w:t xml:space="preserve"> Hours</w:t>
             </w:r>
           </w:p>
         </w:tc>
@@ -630,8 +746,13 @@
             <w:tcW w:w="1683" w:type="dxa"/>
           </w:tcPr>
           <w:p>
-            <w:r>
-              <w:t>Logged Hours</w:t>
+            <w:proofErr w:type="spellStart"/>
+            <w:r>
+              <w:t>Logged</w:t>
+            </w:r>
+            <w:proofErr w:type="spellEnd"/>
+            <w:r>
+              <w:t xml:space="preserve"> Hours</w:t>
             </w:r>
           </w:p>
         </w:tc>
@@ -643,8 +764,13 @@
           </w:tcPr>
           <w:p>
             <w:r>
-              <w:t>83</w:t>
-            </w:r>
+              <w:t>8</w:t>
+            </w:r>
+            <w:r>
+              <w:t>2</w:t>
+            </w:r>
+            <w:bookmarkStart w:id="0" w:name="_GoBack"/>
+            <w:bookmarkEnd w:id="0"/>
           </w:p>
         </w:tc>
         <w:tc>
@@ -655,9 +781,11 @@
             <w:r>
               <w:t xml:space="preserve">Sprint 07 - Implementar validações para a classe </w:t>
             </w:r>
+            <w:proofErr w:type="spellStart"/>
             <w:r>
               <w:t>HealthInsurancePlan</w:t>
             </w:r>
+            <w:proofErr w:type="spellEnd"/>
           </w:p>
           <w:p/>
         </w:tc>
@@ -742,8 +870,20 @@
                 <w:sz w:val="24"/>
                 <w:szCs w:val="24"/>
               </w:rPr>
-              <w:t>Sprint Results</w:t>
-            </w:r>
+              <w:t xml:space="preserve">Sprint </w:t>
+            </w:r>
+            <w:proofErr w:type="spellStart"/>
+            <w:r>
+              <w:rPr>
+                <w:b/>
+                <w:bCs/>
+                <w:color w:val="FFFFFF" w:themeColor="background1"/>
+                <w:sz w:val="24"/>
+                <w:szCs w:val="24"/>
+              </w:rPr>
+              <w:t>Results</w:t>
+            </w:r>
+            <w:proofErr w:type="spellEnd"/>
           </w:p>
         </w:tc>
       </w:tr>
@@ -753,9 +893,25 @@
       <w:pPr>
         <w:ind w:firstLine="708"/>
       </w:pPr>
-      <w:bookmarkStart w:id="0" w:name="_Hlk200092608"/>
-      <w:r>
-        <w:t>Nessa task, foi desenvolvido a validação para o campo de “name”</w:t>
+      <w:bookmarkStart w:id="1" w:name="_Hlk200092608"/>
+      <w:r>
+        <w:t xml:space="preserve">Nessa </w:t>
+      </w:r>
+      <w:proofErr w:type="spellStart"/>
+      <w:r>
+        <w:t>task</w:t>
+      </w:r>
+      <w:proofErr w:type="spellEnd"/>
+      <w:r>
+        <w:t>, foi desenvolvido a validação para o campo de “</w:t>
+      </w:r>
+      <w:proofErr w:type="spellStart"/>
+      <w:r>
+        <w:t>name</w:t>
+      </w:r>
+      <w:proofErr w:type="spellEnd"/>
+      <w:r>
+        <w:t>”</w:t>
       </w:r>
       <w:r>
         <w:t xml:space="preserve">, </w:t>
@@ -763,21 +919,33 @@
       <w:r>
         <w:t>“</w:t>
       </w:r>
+      <w:proofErr w:type="spellStart"/>
       <w:r>
         <w:t>abbreviation</w:t>
       </w:r>
+      <w:proofErr w:type="spellEnd"/>
       <w:r>
         <w:t xml:space="preserve">” </w:t>
       </w:r>
       <w:r>
-        <w:t xml:space="preserve">e “type” </w:t>
+        <w:t>e “</w:t>
+      </w:r>
+      <w:proofErr w:type="spellStart"/>
+      <w:r>
+        <w:t>type</w:t>
+      </w:r>
+      <w:proofErr w:type="spellEnd"/>
+      <w:r>
+        <w:t xml:space="preserve">” </w:t>
       </w:r>
       <w:r>
         <w:t xml:space="preserve">para a classe </w:t>
       </w:r>
+      <w:proofErr w:type="spellStart"/>
       <w:r>
         <w:t>HealthInsurancePlan</w:t>
       </w:r>
+      <w:proofErr w:type="spellEnd"/>
       <w:r>
         <w:t xml:space="preserve">, </w:t>
       </w:r>
@@ -818,7 +986,7 @@
         <w:t xml:space="preserve"> </w:t>
       </w:r>
     </w:p>
-    <w:bookmarkEnd w:id="0"/>
+    <w:bookmarkEnd w:id="1"/>
     <w:p>
       <w:r>
         <w:t>Diagrama de classe:</w:t>
@@ -887,6 +1055,9 @@
     </w:p>
     <w:p>
       <w:r>
+        <w:rPr>
+          <w:noProof/>
+        </w:rPr>
         <w:drawing>
           <wp:inline distT="0" distB="0" distL="0" distR="0" wp14:anchorId="6D498D2F" wp14:editId="3A8C6186">
             <wp:extent cx="2753109" cy="3629532"/>
@@ -931,11 +1102,19 @@
           <w:lang w:val="en-US"/>
         </w:rPr>
       </w:pPr>
+      <w:proofErr w:type="spellStart"/>
       <w:r>
         <w:rPr>
           <w:lang w:val="en-US"/>
         </w:rPr>
-        <w:t>Cadastro:</w:t>
+        <w:t>Cadastro</w:t>
+      </w:r>
+      <w:proofErr w:type="spellEnd"/>
+      <w:r>
+        <w:rPr>
+          <w:lang w:val="en-US"/>
+        </w:rPr>
+        <w:t>:</w:t>
       </w:r>
     </w:p>
     <w:p>
@@ -974,7 +1153,21 @@
         <w:rPr>
           <w:lang w:val="en-US"/>
         </w:rPr>
-        <w:t xml:space="preserve">  "name": "PlanoPublico",</w:t>
+        <w:t xml:space="preserve">  "name": "</w:t>
+      </w:r>
+      <w:proofErr w:type="spellStart"/>
+      <w:r>
+        <w:rPr>
+          <w:lang w:val="en-US"/>
+        </w:rPr>
+        <w:t>PlanoPublico</w:t>
+      </w:r>
+      <w:proofErr w:type="spellEnd"/>
+      <w:r>
+        <w:rPr>
+          <w:lang w:val="en-US"/>
+        </w:rPr>
+        <w:t>",</w:t>
       </w:r>
     </w:p>
     <w:p>
@@ -1018,6 +1211,9 @@
     </w:p>
     <w:p>
       <w:r>
+        <w:rPr>
+          <w:noProof/>
+        </w:rPr>
         <w:drawing>
           <wp:inline distT="0" distB="0" distL="0" distR="0" wp14:anchorId="45F2221B" wp14:editId="0166137C">
             <wp:extent cx="3553321" cy="1743318"/>
@@ -1063,6 +1259,9 @@
     </w:p>
     <w:p>
       <w:r>
+        <w:rPr>
+          <w:noProof/>
+        </w:rPr>
         <w:lastRenderedPageBreak/>
         <w:drawing>
           <wp:inline distT="0" distB="0" distL="0" distR="0" wp14:anchorId="22DC19D7" wp14:editId="2EF6481D">
@@ -1157,6 +1356,9 @@
     </w:p>
     <w:p>
       <w:r>
+        <w:rPr>
+          <w:noProof/>
+        </w:rPr>
         <w:drawing>
           <wp:inline distT="0" distB="0" distL="0" distR="0" wp14:anchorId="2C4AB4AE" wp14:editId="7545FB6C">
             <wp:extent cx="3743847" cy="1695687"/>
@@ -1202,6 +1404,9 @@
     </w:p>
     <w:p>
       <w:r>
+        <w:rPr>
+          <w:noProof/>
+        </w:rPr>
         <w:drawing>
           <wp:inline distT="0" distB="0" distL="0" distR="0" wp14:anchorId="280DE12D" wp14:editId="65F69B75">
             <wp:extent cx="3534268" cy="1752845"/>
@@ -1247,6 +1452,9 @@
     </w:p>
     <w:p>
       <w:r>
+        <w:rPr>
+          <w:noProof/>
+        </w:rPr>
         <w:lastRenderedPageBreak/>
         <w:drawing>
           <wp:inline distT="0" distB="0" distL="0" distR="0" wp14:anchorId="2F8F8BE4" wp14:editId="7AAD79BB">
@@ -1292,6 +1500,9 @@
     </w:p>
     <w:p>
       <w:r>
+        <w:rPr>
+          <w:noProof/>
+        </w:rPr>
         <w:drawing>
           <wp:inline distT="0" distB="0" distL="0" distR="0" wp14:anchorId="2295CF65" wp14:editId="49215FE3">
             <wp:extent cx="3515216" cy="1057423"/>
@@ -1340,7 +1551,7 @@
 </file>
 
 <file path=word/endnotes.xml><?xml version="1.0" encoding="utf-8"?>
-<w:endnotes xmlns:wpc="http://schemas.microsoft.com/office/word/2010/wordprocessingCanvas" xmlns:cx="http://schemas.microsoft.com/office/drawing/2014/chartex" xmlns:cx1="http://schemas.microsoft.com/office/drawing/2015/9/8/chartex" xmlns:cx2="http://schemas.microsoft.com/office/drawing/2015/10/21/chartex" xmlns:cx3="http://schemas.microsoft.com/office/drawing/2016/5/9/chartex" xmlns:cx4="http://schemas.microsoft.com/office/drawing/2016/5/10/chartex" xmlns:cx5="http://schemas.microsoft.com/office/drawing/2016/5/11/chartex" xmlns:cx6="http://schemas.microsoft.com/office/drawing/2016/5/12/chartex" xmlns:cx7="http://schemas.microsoft.com/office/drawing/2016/5/13/chartex" xmlns:cx8="http://schemas.microsoft.com/office/drawing/2016/5/14/chartex" xmlns:mc="http://schemas.openxmlformats.org/markup-compatibility/2006" xmlns:aink="http://schemas.microsoft.com/office/drawing/2016/ink" xmlns:am3d="http://schemas.microsoft.com/office/drawing/2017/model3d" xmlns:o="urn:schemas-microsoft-com:office:office" xmlns:oel="http://schemas.microsoft.com/office/2019/extlst" xmlns:r="http://schemas.openxmlformats.org/officeDocument/2006/relationships" xmlns:m="http://schemas.openxmlformats.org/officeDocument/2006/math" xmlns:v="urn:schemas-microsoft-com:vml" xmlns:wp14="http://schemas.microsoft.com/office/word/2010/wordprocessingDrawing" xmlns:wp="http://schemas.openxmlformats.org/drawingml/2006/wordprocessingDrawing" xmlns:w10="urn:schemas-microsoft-com:office:word" xmlns:w="http://schemas.openxmlformats.org/wordprocessingml/2006/main" xmlns:w14="http://schemas.microsoft.com/office/word/2010/wordml" xmlns:w15="http://schemas.microsoft.com/office/word/2012/wordml" xmlns:w16cex="http://schemas.microsoft.com/office/word/2018/wordml/cex" xmlns:w16cid="http://schemas.microsoft.com/office/word/2016/wordml/cid" xmlns:w16="http://schemas.microsoft.com/office/word/2018/wordml" xmlns:w16du="http://schemas.microsoft.com/office/word/2023/wordml/word16du" xmlns:w16sdtdh="http://schemas.microsoft.com/office/word/2020/wordml/sdtdatahash" xmlns:w16sdtfl="http://schemas.microsoft.com/office/word/2024/wordml/sdtformatlock" xmlns:w16se="http://schemas.microsoft.com/office/word/2015/wordml/symex" xmlns:wpg="http://schemas.microsoft.com/office/word/2010/wordprocessingGroup" xmlns:wpi="http://schemas.microsoft.com/office/word/2010/wordprocessingInk" xmlns:wne="http://schemas.microsoft.com/office/word/2006/wordml" xmlns:wps="http://schemas.microsoft.com/office/word/2010/wordprocessingShape" mc:Ignorable="w14 w15 w16se w16cid w16 w16cex w16sdtdh w16sdtfl w16du wp14">
+<w:endnotes xmlns:wpc="http://schemas.microsoft.com/office/word/2010/wordprocessingCanvas" xmlns:cx="http://schemas.microsoft.com/office/drawing/2014/chartex" xmlns:cx1="http://schemas.microsoft.com/office/drawing/2015/9/8/chartex" xmlns:cx2="http://schemas.microsoft.com/office/drawing/2015/10/21/chartex" xmlns:cx3="http://schemas.microsoft.com/office/drawing/2016/5/9/chartex" xmlns:cx4="http://schemas.microsoft.com/office/drawing/2016/5/10/chartex" xmlns:cx5="http://schemas.microsoft.com/office/drawing/2016/5/11/chartex" xmlns:cx6="http://schemas.microsoft.com/office/drawing/2016/5/12/chartex" xmlns:cx7="http://schemas.microsoft.com/office/drawing/2016/5/13/chartex" xmlns:cx8="http://schemas.microsoft.com/office/drawing/2016/5/14/chartex" xmlns:mc="http://schemas.openxmlformats.org/markup-compatibility/2006" xmlns:aink="http://schemas.microsoft.com/office/drawing/2016/ink" xmlns:am3d="http://schemas.microsoft.com/office/drawing/2017/model3d" xmlns:o="urn:schemas-microsoft-com:office:office" xmlns:r="http://schemas.openxmlformats.org/officeDocument/2006/relationships" xmlns:m="http://schemas.openxmlformats.org/officeDocument/2006/math" xmlns:v="urn:schemas-microsoft-com:vml" xmlns:wp14="http://schemas.microsoft.com/office/word/2010/wordprocessingDrawing" xmlns:wp="http://schemas.openxmlformats.org/drawingml/2006/wordprocessingDrawing" xmlns:w10="urn:schemas-microsoft-com:office:word" xmlns:w="http://schemas.openxmlformats.org/wordprocessingml/2006/main" xmlns:w14="http://schemas.microsoft.com/office/word/2010/wordml" xmlns:w15="http://schemas.microsoft.com/office/word/2012/wordml" xmlns:w16cid="http://schemas.microsoft.com/office/word/2016/wordml/cid" xmlns:w16se="http://schemas.microsoft.com/office/word/2015/wordml/symex" xmlns:wpg="http://schemas.microsoft.com/office/word/2010/wordprocessingGroup" xmlns:wpi="http://schemas.microsoft.com/office/word/2010/wordprocessingInk" xmlns:wne="http://schemas.microsoft.com/office/word/2006/wordml" xmlns:wps="http://schemas.microsoft.com/office/word/2010/wordprocessingShape" mc:Ignorable="w14 w15 w16se w16cid wp14">
   <w:endnote w:type="separator" w:id="-1">
     <w:p>
       <w:pPr>
@@ -1365,7 +1576,7 @@
 </file>
 
 <file path=word/footnotes.xml><?xml version="1.0" encoding="utf-8"?>
-<w:footnotes xmlns:wpc="http://schemas.microsoft.com/office/word/2010/wordprocessingCanvas" xmlns:cx="http://schemas.microsoft.com/office/drawing/2014/chartex" xmlns:cx1="http://schemas.microsoft.com/office/drawing/2015/9/8/chartex" xmlns:cx2="http://schemas.microsoft.com/office/drawing/2015/10/21/chartex" xmlns:cx3="http://schemas.microsoft.com/office/drawing/2016/5/9/chartex" xmlns:cx4="http://schemas.microsoft.com/office/drawing/2016/5/10/chartex" xmlns:cx5="http://schemas.microsoft.com/office/drawing/2016/5/11/chartex" xmlns:cx6="http://schemas.microsoft.com/office/drawing/2016/5/12/chartex" xmlns:cx7="http://schemas.microsoft.com/office/drawing/2016/5/13/chartex" xmlns:cx8="http://schemas.microsoft.com/office/drawing/2016/5/14/chartex" xmlns:mc="http://schemas.openxmlformats.org/markup-compatibility/2006" xmlns:aink="http://schemas.microsoft.com/office/drawing/2016/ink" xmlns:am3d="http://schemas.microsoft.com/office/drawing/2017/model3d" xmlns:o="urn:schemas-microsoft-com:office:office" xmlns:oel="http://schemas.microsoft.com/office/2019/extlst" xmlns:r="http://schemas.openxmlformats.org/officeDocument/2006/relationships" xmlns:m="http://schemas.openxmlformats.org/officeDocument/2006/math" xmlns:v="urn:schemas-microsoft-com:vml" xmlns:wp14="http://schemas.microsoft.com/office/word/2010/wordprocessingDrawing" xmlns:wp="http://schemas.openxmlformats.org/drawingml/2006/wordprocessingDrawing" xmlns:w10="urn:schemas-microsoft-com:office:word" xmlns:w="http://schemas.openxmlformats.org/wordprocessingml/2006/main" xmlns:w14="http://schemas.microsoft.com/office/word/2010/wordml" xmlns:w15="http://schemas.microsoft.com/office/word/2012/wordml" xmlns:w16cex="http://schemas.microsoft.com/office/word/2018/wordml/cex" xmlns:w16cid="http://schemas.microsoft.com/office/word/2016/wordml/cid" xmlns:w16="http://schemas.microsoft.com/office/word/2018/wordml" xmlns:w16du="http://schemas.microsoft.com/office/word/2023/wordml/word16du" xmlns:w16sdtdh="http://schemas.microsoft.com/office/word/2020/wordml/sdtdatahash" xmlns:w16sdtfl="http://schemas.microsoft.com/office/word/2024/wordml/sdtformatlock" xmlns:w16se="http://schemas.microsoft.com/office/word/2015/wordml/symex" xmlns:wpg="http://schemas.microsoft.com/office/word/2010/wordprocessingGroup" xmlns:wpi="http://schemas.microsoft.com/office/word/2010/wordprocessingInk" xmlns:wne="http://schemas.microsoft.com/office/word/2006/wordml" xmlns:wps="http://schemas.microsoft.com/office/word/2010/wordprocessingShape" mc:Ignorable="w14 w15 w16se w16cid w16 w16cex w16sdtdh w16sdtfl w16du wp14">
+<w:footnotes xmlns:wpc="http://schemas.microsoft.com/office/word/2010/wordprocessingCanvas" xmlns:cx="http://schemas.microsoft.com/office/drawing/2014/chartex" xmlns:cx1="http://schemas.microsoft.com/office/drawing/2015/9/8/chartex" xmlns:cx2="http://schemas.microsoft.com/office/drawing/2015/10/21/chartex" xmlns:cx3="http://schemas.microsoft.com/office/drawing/2016/5/9/chartex" xmlns:cx4="http://schemas.microsoft.com/office/drawing/2016/5/10/chartex" xmlns:cx5="http://schemas.microsoft.com/office/drawing/2016/5/11/chartex" xmlns:cx6="http://schemas.microsoft.com/office/drawing/2016/5/12/chartex" xmlns:cx7="http://schemas.microsoft.com/office/drawing/2016/5/13/chartex" xmlns:cx8="http://schemas.microsoft.com/office/drawing/2016/5/14/chartex" xmlns:mc="http://schemas.openxmlformats.org/markup-compatibility/2006" xmlns:aink="http://schemas.microsoft.com/office/drawing/2016/ink" xmlns:am3d="http://schemas.microsoft.com/office/drawing/2017/model3d" xmlns:o="urn:schemas-microsoft-com:office:office" xmlns:r="http://schemas.openxmlformats.org/officeDocument/2006/relationships" xmlns:m="http://schemas.openxmlformats.org/officeDocument/2006/math" xmlns:v="urn:schemas-microsoft-com:vml" xmlns:wp14="http://schemas.microsoft.com/office/word/2010/wordprocessingDrawing" xmlns:wp="http://schemas.openxmlformats.org/drawingml/2006/wordprocessingDrawing" xmlns:w10="urn:schemas-microsoft-com:office:word" xmlns:w="http://schemas.openxmlformats.org/wordprocessingml/2006/main" xmlns:w14="http://schemas.microsoft.com/office/word/2010/wordml" xmlns:w15="http://schemas.microsoft.com/office/word/2012/wordml" xmlns:w16cid="http://schemas.microsoft.com/office/word/2016/wordml/cid" xmlns:w16se="http://schemas.microsoft.com/office/word/2015/wordml/symex" xmlns:wpg="http://schemas.microsoft.com/office/word/2010/wordprocessingGroup" xmlns:wpi="http://schemas.microsoft.com/office/word/2010/wordprocessingInk" xmlns:wne="http://schemas.microsoft.com/office/word/2006/wordml" xmlns:wps="http://schemas.microsoft.com/office/word/2010/wordprocessingShape" mc:Ignorable="w14 w15 w16se w16cid wp14">
   <w:footnote w:type="separator" w:id="-1">
     <w:p>
       <w:pPr>
@@ -1390,7 +1601,7 @@
 </file>
 
 <file path=word/styles.xml><?xml version="1.0" encoding="utf-8"?>
-<w:styles xmlns:mc="http://schemas.openxmlformats.org/markup-compatibility/2006" xmlns:r="http://schemas.openxmlformats.org/officeDocument/2006/relationships" xmlns:w="http://schemas.openxmlformats.org/wordprocessingml/2006/main" xmlns:w14="http://schemas.microsoft.com/office/word/2010/wordml" xmlns:w15="http://schemas.microsoft.com/office/word/2012/wordml" xmlns:w16cex="http://schemas.microsoft.com/office/word/2018/wordml/cex" xmlns:w16cid="http://schemas.microsoft.com/office/word/2016/wordml/cid" xmlns:w16="http://schemas.microsoft.com/office/word/2018/wordml" xmlns:w16du="http://schemas.microsoft.com/office/word/2023/wordml/word16du" xmlns:w16sdtdh="http://schemas.microsoft.com/office/word/2020/wordml/sdtdatahash" xmlns:w16sdtfl="http://schemas.microsoft.com/office/word/2024/wordml/sdtformatlock" xmlns:w16se="http://schemas.microsoft.com/office/word/2015/wordml/symex" mc:Ignorable="w14 w15 w16se w16cid w16 w16cex w16sdtdh w16sdtfl w16du">
+<w:styles xmlns:mc="http://schemas.openxmlformats.org/markup-compatibility/2006" xmlns:r="http://schemas.openxmlformats.org/officeDocument/2006/relationships" xmlns:w="http://schemas.openxmlformats.org/wordprocessingml/2006/main" xmlns:w14="http://schemas.microsoft.com/office/word/2010/wordml" xmlns:w15="http://schemas.microsoft.com/office/word/2012/wordml" xmlns:w16cid="http://schemas.microsoft.com/office/word/2016/wordml/cid" xmlns:w16se="http://schemas.microsoft.com/office/word/2015/wordml/symex" mc:Ignorable="w14 w15 w16se w16cid">
   <w:docDefaults>
     <w:rPrDefault>
       <w:rPr>
@@ -1408,7 +1619,7 @@
       </w:pPr>
     </w:pPrDefault>
   </w:docDefaults>
-  <w:latentStyles w:defLockedState="0" w:defUIPriority="99" w:defSemiHidden="0" w:defUnhideWhenUsed="0" w:defQFormat="0" w:count="376">
+  <w:latentStyles w:defLockedState="0" w:defUIPriority="99" w:defSemiHidden="0" w:defUnhideWhenUsed="0" w:defQFormat="0" w:count="375">
     <w:lsdException w:name="Normal" w:uiPriority="0" w:qFormat="1"/>
     <w:lsdException w:name="heading 1" w:uiPriority="9" w:qFormat="1"/>
     <w:lsdException w:name="heading 2" w:semiHidden="1" w:uiPriority="9" w:unhideWhenUsed="1" w:qFormat="1"/>
@@ -1784,7 +1995,6 @@
     <w:lsdException w:name="Smart Hyperlink" w:semiHidden="1" w:unhideWhenUsed="1"/>
     <w:lsdException w:name="Hashtag" w:semiHidden="1" w:unhideWhenUsed="1"/>
     <w:lsdException w:name="Unresolved Mention" w:semiHidden="1" w:unhideWhenUsed="1"/>
-    <w:lsdException w:name="Smart Link" w:semiHidden="1" w:unhideWhenUsed="1"/>
   </w:latentStyles>
   <w:style w:type="paragraph" w:default="1" w:styleId="Normal">
     <w:name w:val="Normal"/>
